--- a/template.docx
+++ b/template.docx
@@ -43,13 +43,18 @@
     </w:p>
     <w:p>
       <w:r>
-        <w:t>Şöför: {{Şöför}}</w:t>
+        <w:t>{% for driver in drivers %}</w:t>
+      </w:r>
+    </w:p>
+    <w:p>
+      <w:r>
+        <w:t>Şöför: {{driver.name}}</w:t>
       </w:r>
     </w:p>
     <w:p/>
     <w:p>
       <w:r>
-        <w:t>{% for row in rows %}</w:t>
+        <w:t>{% for row in driver.rows %}</w:t>
       </w:r>
     </w:p>
     <w:p>
@@ -57,6 +62,12 @@
         <w:t>{{row.Tarih}} - {{row.Saat}} – {{row.Müşteri}} – {{row.To}} =&gt; {{row.From}} – {{row.NumberOfPeople}} – {{row.Kişi}}</w:t>
       </w:r>
     </w:p>
+    <w:p>
+      <w:r>
+        <w:t>{% endfor %}</w:t>
+      </w:r>
+    </w:p>
+    <w:p/>
     <w:p>
       <w:r>
         <w:t>{% endfor %}</w:t>

--- a/template.docx
+++ b/template.docx
@@ -43,31 +43,14 @@
     </w:p>
     <w:p>
       <w:r>
-        <w:t>{% for driver in drivers %}</w:t>
+        <w:t>{% for row in rows %}</w:t>
       </w:r>
     </w:p>
     <w:p>
       <w:r>
-        <w:t>Şöför: {{driver.name}}</w:t>
+        <w:t>{{row.Tarih}} - {{row.Saat}} – {{row.Şöför}} – {{row.Müşteri}} – {{row.To}} =&gt; {{row.From}} – {{row.NumberOfPeople}} – {{row.Kişi}}</w:t>
       </w:r>
     </w:p>
-    <w:p/>
-    <w:p>
-      <w:r>
-        <w:t>{% for row in driver.rows %}</w:t>
-      </w:r>
-    </w:p>
-    <w:p>
-      <w:r>
-        <w:t>{{row.Tarih}} - {{row.Saat}} – {{row.Müşteri}} – {{row.To}} =&gt; {{row.From}} – {{row.NumberOfPeople}} – {{row.Kişi}}</w:t>
-      </w:r>
-    </w:p>
-    <w:p>
-      <w:r>
-        <w:t>{% endfor %}</w:t>
-      </w:r>
-    </w:p>
-    <w:p/>
     <w:p>
       <w:r>
         <w:t>{% endfor %}</w:t>
